--- a/crazy-day.md.docx
+++ b/crazy-day.md.docx
@@ -130,6 +130,60 @@
         <w:rPr>
           <w:rFonts w:hint="eastAsia"/>
         </w:rPr>
+        <w:t>## 中午</w:t>
+      </w:r>
+    </w:p>
+    <w:p>
+      <w:pPr>
+        <w:rPr>
+          <w:rFonts w:hint="eastAsia"/>
+        </w:rPr>
+      </w:pPr>
+      <w:r>
+        <w:rPr>
+          <w:rFonts w:hint="eastAsia"/>
+        </w:rPr>
+        <w:t>浏览福州大学官网，查看校园通知。</w:t>
+      </w:r>
+    </w:p>
+    <w:p>
+      <w:pPr>
+        <w:rPr>
+          <w:rFonts w:hint="eastAsia"/>
+        </w:rPr>
+      </w:pPr>
+      <w:r>
+        <w:rPr>
+          <w:rFonts w:hint="eastAsia"/>
+        </w:rPr>
+        <w:t>访问链接：[福州大学官网]</w:t>
+      </w:r>
+      <w:proofErr w:type="gramStart"/>
+      <w:r>
+        <w:rPr>
+          <w:rFonts w:hint="eastAsia"/>
+        </w:rPr>
+        <w:t>(https://www.fzu.edu.cn)</w:t>
+      </w:r>
+      <w:proofErr w:type="gramEnd"/>
+    </w:p>
+    <w:p>
+      <w:pPr>
+        <w:rPr>
+          <w:rFonts w:hint="eastAsia"/>
+        </w:rPr>
+      </w:pPr>
+    </w:p>
+    <w:p>
+      <w:pPr>
+        <w:rPr>
+          <w:rFonts w:hint="eastAsia"/>
+        </w:rPr>
+      </w:pPr>
+      <w:r>
+        <w:rPr>
+          <w:rFonts w:hint="eastAsia"/>
+        </w:rPr>
         <w:t>## 下午</w:t>
       </w:r>
     </w:p>
@@ -147,11 +201,6 @@
       </w:r>
     </w:p>
     <w:p>
-      <w:pPr>
-        <w:rPr>
-          <w:rFonts w:hint="eastAsia"/>
-        </w:rPr>
-      </w:pPr>
       <w:r>
         <w:rPr>
           <w:rFonts w:hint="eastAsia"/>
@@ -178,6 +227,53 @@
           <w:rFonts w:hint="eastAsia"/>
         </w:rPr>
         <w:t>"Hello Python")</w:t>
+      </w:r>
+      <w:r>
+        <w:rPr>
+          <w:rFonts w:hint="eastAsia"/>
+          <w:noProof/>
+        </w:rPr>
+        <w:drawing>
+          <wp:inline distT="0" distB="0" distL="0" distR="0" wp14:anchorId="7A246EBE" wp14:editId="42F1F82C">
+            <wp:extent cx="2752725" cy="2752725"/>
+            <wp:effectExtent l="0" t="0" r="9525" b="9525"/>
+            <wp:docPr id="961355808" name="图片 1"/>
+            <wp:cNvGraphicFramePr>
+              <a:graphicFrameLocks xmlns:a="http://schemas.openxmlformats.org/drawingml/2006/main" noChangeAspect="1"/>
+            </wp:cNvGraphicFramePr>
+            <a:graphic xmlns:a="http://schemas.openxmlformats.org/drawingml/2006/main">
+              <a:graphicData uri="http://schemas.openxmlformats.org/drawingml/2006/picture">
+                <pic:pic xmlns:pic="http://schemas.openxmlformats.org/drawingml/2006/picture">
+                  <pic:nvPicPr>
+                    <pic:cNvPr id="961355808" name="图片 961355808"/>
+                    <pic:cNvPicPr/>
+                  </pic:nvPicPr>
+                  <pic:blipFill>
+                    <a:blip r:embed="rId4" cstate="print">
+                      <a:extLst>
+                        <a:ext uri="{28A0092B-C50C-407E-A947-70E740481C1C}">
+                          <a14:useLocalDpi xmlns:a14="http://schemas.microsoft.com/office/drawing/2010/main" val="0"/>
+                        </a:ext>
+                      </a:extLst>
+                    </a:blip>
+                    <a:stretch>
+                      <a:fillRect/>
+                    </a:stretch>
+                  </pic:blipFill>
+                  <pic:spPr>
+                    <a:xfrm>
+                      <a:off x="0" y="0"/>
+                      <a:ext cx="2765619" cy="2765619"/>
+                    </a:xfrm>
+                    <a:prstGeom prst="rect">
+                      <a:avLst/>
+                    </a:prstGeom>
+                  </pic:spPr>
+                </pic:pic>
+              </a:graphicData>
+            </a:graphic>
+          </wp:inline>
+        </w:drawing>
       </w:r>
     </w:p>
     <w:sectPr>
